--- a/flow/20230914_vu_template/drafts/2023-11-u/06-ПН-св. Павла.docx
+++ b/flow/20230914_vu_template/drafts/2023-11-u/06-ПН-св. Павла.docx
@@ -5869,6 +5869,47 @@
       </w:r>
     </w:p>
     <w:p>
+      <w:pPr/>
+      <w:r>
+        <w:rPr>
+          <w:rFonts w:ascii="Times New Roman" w:hAnsi="Times New Roman"/>
+          <w:i/>
+          <w:color w:val="FF0000"/>
+          <w:sz w:val="24"/>
+        </w:rPr>
+        <w:t>Тропар (г. 3):</w:t>
+      </w:r>
+      <w:r>
+        <w:rPr>
+          <w:rFonts w:ascii="Times New Roman" w:hAnsi="Times New Roman"/>
+          <w:color w:val="FF0000"/>
+          <w:sz w:val="24"/>
+        </w:rPr>
+        <w:t xml:space="preserve"> </w:t>
+      </w:r>
+      <w:r>
+        <w:rPr>
+          <w:rFonts w:ascii="Times New Roman" w:hAnsi="Times New Roman"/>
+          <w:color w:val="000000"/>
+          <w:sz w:val="24"/>
+        </w:rPr>
+        <w:t xml:space="preserve">Божественної віри ісповіданням,* тебе, ревного священика, Церква показала, як другого Павла.* Кличе з тобою і Авель до Господа,* і кров Захарії праведна:* Отче преподобний, Христа Бога моли,* щоб дарував нам велику милість. </w:t>
+      </w:r>
+    </w:p>
+    <w:p>
+      <w:pPr/>
+      <w:r>
+        <w:rPr>
+          <w:b/>
+        </w:rPr>
+        <w:t xml:space="preserve">Слава, і нині: </w:t>
+      </w:r>
+      <w:r>
+        <w:rPr/>
+        <w:t>богородичний</w:t>
+      </w:r>
+    </w:p>
+    <w:p>
       <w:pPr>
         <w:pStyle w:val="Heading3"/>
         <w:spacing w:after="120" w:before="0" w:lineRule="auto"/>
@@ -10761,10 +10802,9 @@
           <w:rFonts w:ascii="Times New Roman" w:cs="Times New Roman" w:eastAsia="Times New Roman" w:hAnsi="Times New Roman"/>
           <w:i w:val="1"/>
           <w:color w:val="ff0000"/>
-          <w:highlight w:val="yellow"/>
-          <w:rtl w:val="0"/>
-        </w:rPr>
-        <w:t xml:space="preserve">???</w:t>
+          <w:rtl w:val="0"/>
+        </w:rPr>
+        <w:t>3</w:t>
       </w:r>
       <w:r>
         <w:rPr>
@@ -11156,6 +11196,47 @@
       </w:r>
     </w:p>
     <w:p>
+      <w:pPr/>
+      <w:r>
+        <w:rPr>
+          <w:rFonts w:ascii="Times New Roman" w:hAnsi="Times New Roman"/>
+          <w:i/>
+          <w:color w:val="FF0000"/>
+          <w:sz w:val="24"/>
+        </w:rPr>
+        <w:t>Тропар (г. 3):</w:t>
+      </w:r>
+      <w:r>
+        <w:rPr>
+          <w:rFonts w:ascii="Times New Roman" w:hAnsi="Times New Roman"/>
+          <w:color w:val="FF0000"/>
+          <w:sz w:val="24"/>
+        </w:rPr>
+        <w:t xml:space="preserve"> </w:t>
+      </w:r>
+      <w:r>
+        <w:rPr>
+          <w:rFonts w:ascii="Times New Roman" w:hAnsi="Times New Roman"/>
+          <w:color w:val="000000"/>
+          <w:sz w:val="24"/>
+        </w:rPr>
+        <w:t xml:space="preserve">Божественної віри ісповіданням,* тебе, ревного священика, Церква показала, як другого Павла.* Кличе з тобою і Авель до Господа,* і кров Захарії праведна:* Отче преподобний, Христа Бога моли,* щоб дарував нам велику милість. </w:t>
+      </w:r>
+    </w:p>
+    <w:p>
+      <w:pPr/>
+      <w:r>
+        <w:rPr>
+          <w:b/>
+        </w:rPr>
+        <w:t xml:space="preserve">Слава, і нині: </w:t>
+      </w:r>
+      <w:r>
+        <w:rPr/>
+        <w:t>богородичний</w:t>
+      </w:r>
+    </w:p>
+    <w:p>
       <w:pPr>
         <w:pStyle w:val="Heading3"/>
         <w:spacing w:after="120" w:before="0" w:lineRule="auto"/>
@@ -11627,6 +11708,47 @@
           <w:rtl w:val="0"/>
         </w:rPr>
         <w:t xml:space="preserve">Відтак читець читає другу чергову катизму, диякон виголошує другу малу єктенію:</w:t>
+      </w:r>
+    </w:p>
+    <w:p>
+      <w:pPr/>
+      <w:r>
+        <w:rPr>
+          <w:rFonts w:ascii="Times New Roman" w:hAnsi="Times New Roman"/>
+          <w:i/>
+          <w:color w:val="FF0000"/>
+          <w:sz w:val="24"/>
+        </w:rPr>
+        <w:t>Тропар (г. 3):</w:t>
+      </w:r>
+      <w:r>
+        <w:rPr>
+          <w:rFonts w:ascii="Times New Roman" w:hAnsi="Times New Roman"/>
+          <w:color w:val="FF0000"/>
+          <w:sz w:val="24"/>
+        </w:rPr>
+        <w:t xml:space="preserve"> </w:t>
+      </w:r>
+      <w:r>
+        <w:rPr>
+          <w:rFonts w:ascii="Times New Roman" w:hAnsi="Times New Roman"/>
+          <w:color w:val="000000"/>
+          <w:sz w:val="24"/>
+        </w:rPr>
+        <w:t xml:space="preserve">Божественної віри ісповіданням,* тебе, ревного священика, Церква показала, як другого Павла.* Кличе з тобою і Авель до Господа,* і кров Захарії праведна:* Отче преподобний, Христа Бога моли,* щоб дарував нам велику милість. </w:t>
+      </w:r>
+    </w:p>
+    <w:p>
+      <w:pPr/>
+      <w:r>
+        <w:rPr>
+          <w:b/>
+        </w:rPr>
+        <w:t xml:space="preserve">Слава, і нині: </w:t>
+      </w:r>
+      <w:r>
+        <w:rPr/>
+        <w:t>богородичний</w:t>
       </w:r>
     </w:p>
     <w:p>
@@ -12635,6 +12757,47 @@
       </w:r>
     </w:p>
     <w:p>
+      <w:pPr/>
+      <w:r>
+        <w:rPr>
+          <w:rFonts w:ascii="Times New Roman" w:hAnsi="Times New Roman"/>
+          <w:i/>
+          <w:color w:val="FF0000"/>
+          <w:sz w:val="24"/>
+        </w:rPr>
+        <w:t>Тропар (г. 3):</w:t>
+      </w:r>
+      <w:r>
+        <w:rPr>
+          <w:rFonts w:ascii="Times New Roman" w:hAnsi="Times New Roman"/>
+          <w:color w:val="FF0000"/>
+          <w:sz w:val="24"/>
+        </w:rPr>
+        <w:t xml:space="preserve"> </w:t>
+      </w:r>
+      <w:r>
+        <w:rPr>
+          <w:rFonts w:ascii="Times New Roman" w:hAnsi="Times New Roman"/>
+          <w:color w:val="000000"/>
+          <w:sz w:val="24"/>
+        </w:rPr>
+        <w:t xml:space="preserve">Божественної віри ісповіданням,* тебе, ревного священика, Церква показала, як другого Павла.* Кличе з тобою і Авель до Господа,* і кров Захарії праведна:* Отче преподобний, Христа Бога моли,* щоб дарував нам велику милість. </w:t>
+      </w:r>
+    </w:p>
+    <w:p>
+      <w:pPr/>
+      <w:r>
+        <w:rPr>
+          <w:b/>
+        </w:rPr>
+        <w:t xml:space="preserve">Слава, і нині: </w:t>
+      </w:r>
+      <w:r>
+        <w:rPr/>
+        <w:t>богородичний</w:t>
+      </w:r>
+    </w:p>
+    <w:p>
       <w:pPr>
         <w:pStyle w:val="Heading3"/>
         <w:spacing w:after="120" w:before="0" w:lineRule="auto"/>
@@ -13018,6 +13181,47 @@
       </w:r>
     </w:p>
     <w:p>
+      <w:pPr/>
+      <w:r>
+        <w:rPr>
+          <w:rFonts w:ascii="Times New Roman" w:hAnsi="Times New Roman"/>
+          <w:i/>
+          <w:color w:val="FF0000"/>
+          <w:sz w:val="24"/>
+        </w:rPr>
+        <w:t>Тропар (г. 3):</w:t>
+      </w:r>
+      <w:r>
+        <w:rPr>
+          <w:rFonts w:ascii="Times New Roman" w:hAnsi="Times New Roman"/>
+          <w:color w:val="FF0000"/>
+          <w:sz w:val="24"/>
+        </w:rPr>
+        <w:t xml:space="preserve"> </w:t>
+      </w:r>
+      <w:r>
+        <w:rPr>
+          <w:rFonts w:ascii="Times New Roman" w:hAnsi="Times New Roman"/>
+          <w:color w:val="000000"/>
+          <w:sz w:val="24"/>
+        </w:rPr>
+        <w:t xml:space="preserve">Божественної віри ісповіданням,* тебе, ревного священика, Церква показала, як другого Павла.* Кличе з тобою і Авель до Господа,* і кров Захарії праведна:* Отче преподобний, Христа Бога моли,* щоб дарував нам велику милість. </w:t>
+      </w:r>
+    </w:p>
+    <w:p>
+      <w:pPr/>
+      <w:r>
+        <w:rPr>
+          <w:b/>
+        </w:rPr>
+        <w:t xml:space="preserve">Слава, і нині: </w:t>
+      </w:r>
+      <w:r>
+        <w:rPr/>
+        <w:t>богородичний</w:t>
+      </w:r>
+    </w:p>
+    <w:p>
       <w:pPr>
         <w:pStyle w:val="Heading3"/>
         <w:spacing w:after="120" w:before="0" w:lineRule="auto"/>
@@ -13940,6 +14144,47 @@
         <w:rPr>
           <w:rtl w:val="0"/>
         </w:rPr>
+      </w:r>
+    </w:p>
+    <w:p>
+      <w:pPr/>
+      <w:r>
+        <w:rPr>
+          <w:rFonts w:ascii="Times New Roman" w:hAnsi="Times New Roman"/>
+          <w:i/>
+          <w:color w:val="FF0000"/>
+          <w:sz w:val="24"/>
+        </w:rPr>
+        <w:t>Тропар (г. 3):</w:t>
+      </w:r>
+      <w:r>
+        <w:rPr>
+          <w:rFonts w:ascii="Times New Roman" w:hAnsi="Times New Roman"/>
+          <w:color w:val="FF0000"/>
+          <w:sz w:val="24"/>
+        </w:rPr>
+        <w:t xml:space="preserve"> </w:t>
+      </w:r>
+      <w:r>
+        <w:rPr>
+          <w:rFonts w:ascii="Times New Roman" w:hAnsi="Times New Roman"/>
+          <w:color w:val="000000"/>
+          <w:sz w:val="24"/>
+        </w:rPr>
+        <w:t xml:space="preserve">Божественної віри ісповіданням,* тебе, ревного священика, Церква показала, як другого Павла.* Кличе з тобою і Авель до Господа,* і кров Захарії праведна:* Отче преподобний, Христа Бога моли,* щоб дарував нам велику милість. </w:t>
+      </w:r>
+    </w:p>
+    <w:p>
+      <w:pPr/>
+      <w:r>
+        <w:rPr>
+          <w:b/>
+        </w:rPr>
+        <w:t xml:space="preserve">Слава, і нині: </w:t>
+      </w:r>
+      <w:r>
+        <w:rPr/>
+        <w:t>богородичний</w:t>
       </w:r>
     </w:p>
     <w:p>
@@ -17249,6 +17494,47 @@
         <w:rPr>
           <w:rtl w:val="0"/>
         </w:rPr>
+      </w:r>
+    </w:p>
+    <w:p>
+      <w:pPr/>
+      <w:r>
+        <w:rPr>
+          <w:rFonts w:ascii="Times New Roman" w:hAnsi="Times New Roman"/>
+          <w:i/>
+          <w:color w:val="FF0000"/>
+          <w:sz w:val="24"/>
+        </w:rPr>
+        <w:t>Тропар (г. 3):</w:t>
+      </w:r>
+      <w:r>
+        <w:rPr>
+          <w:rFonts w:ascii="Times New Roman" w:hAnsi="Times New Roman"/>
+          <w:color w:val="FF0000"/>
+          <w:sz w:val="24"/>
+        </w:rPr>
+        <w:t xml:space="preserve"> </w:t>
+      </w:r>
+      <w:r>
+        <w:rPr>
+          <w:rFonts w:ascii="Times New Roman" w:hAnsi="Times New Roman"/>
+          <w:color w:val="000000"/>
+          <w:sz w:val="24"/>
+        </w:rPr>
+        <w:t xml:space="preserve">Божественної віри ісповіданням,* тебе, ревного священика, Церква показала, як другого Павла.* Кличе з тобою і Авель до Господа,* і кров Захарії праведна:* Отче преподобний, Христа Бога моли,* щоб дарував нам велику милість. </w:t>
+      </w:r>
+    </w:p>
+    <w:p>
+      <w:pPr/>
+      <w:r>
+        <w:rPr>
+          <w:b/>
+        </w:rPr>
+        <w:t xml:space="preserve">Слава, і нині: </w:t>
+      </w:r>
+      <w:r>
+        <w:rPr/>
+        <w:t>богородичний</w:t>
       </w:r>
     </w:p>
     <w:p>

--- a/flow/20230914_vu_template/drafts/2023-11-u/06-ПН-св. Павла.docx
+++ b/flow/20230914_vu_template/drafts/2023-11-u/06-ПН-св. Павла.docx
@@ -5869,47 +5869,6 @@
       </w:r>
     </w:p>
     <w:p>
-      <w:pPr/>
-      <w:r>
-        <w:rPr>
-          <w:rFonts w:ascii="Times New Roman" w:hAnsi="Times New Roman"/>
-          <w:i/>
-          <w:color w:val="FF0000"/>
-          <w:sz w:val="24"/>
-        </w:rPr>
-        <w:t>Тропар (г. 3):</w:t>
-      </w:r>
-      <w:r>
-        <w:rPr>
-          <w:rFonts w:ascii="Times New Roman" w:hAnsi="Times New Roman"/>
-          <w:color w:val="FF0000"/>
-          <w:sz w:val="24"/>
-        </w:rPr>
-        <w:t xml:space="preserve"> </w:t>
-      </w:r>
-      <w:r>
-        <w:rPr>
-          <w:rFonts w:ascii="Times New Roman" w:hAnsi="Times New Roman"/>
-          <w:color w:val="000000"/>
-          <w:sz w:val="24"/>
-        </w:rPr>
-        <w:t xml:space="preserve">Божественної віри ісповіданням,* тебе, ревного священика, Церква показала, як другого Павла.* Кличе з тобою і Авель до Господа,* і кров Захарії праведна:* Отче преподобний, Христа Бога моли,* щоб дарував нам велику милість. </w:t>
-      </w:r>
-    </w:p>
-    <w:p>
-      <w:pPr/>
-      <w:r>
-        <w:rPr>
-          <w:b/>
-        </w:rPr>
-        <w:t xml:space="preserve">Слава, і нині: </w:t>
-      </w:r>
-      <w:r>
-        <w:rPr/>
-        <w:t>богородичний</w:t>
-      </w:r>
-    </w:p>
-    <w:p>
       <w:pPr>
         <w:pStyle w:val="Heading3"/>
         <w:spacing w:after="120" w:before="0" w:lineRule="auto"/>
@@ -10802,9 +10761,10 @@
           <w:rFonts w:ascii="Times New Roman" w:cs="Times New Roman" w:eastAsia="Times New Roman" w:hAnsi="Times New Roman"/>
           <w:i w:val="1"/>
           <w:color w:val="ff0000"/>
-          <w:rtl w:val="0"/>
-        </w:rPr>
-        <w:t>3</w:t>
+          <w:highlight w:val="yellow"/>
+          <w:rtl w:val="0"/>
+        </w:rPr>
+        <w:t xml:space="preserve">???</w:t>
       </w:r>
       <w:r>
         <w:rPr>
@@ -11196,47 +11156,6 @@
       </w:r>
     </w:p>
     <w:p>
-      <w:pPr/>
-      <w:r>
-        <w:rPr>
-          <w:rFonts w:ascii="Times New Roman" w:hAnsi="Times New Roman"/>
-          <w:i/>
-          <w:color w:val="FF0000"/>
-          <w:sz w:val="24"/>
-        </w:rPr>
-        <w:t>Тропар (г. 3):</w:t>
-      </w:r>
-      <w:r>
-        <w:rPr>
-          <w:rFonts w:ascii="Times New Roman" w:hAnsi="Times New Roman"/>
-          <w:color w:val="FF0000"/>
-          <w:sz w:val="24"/>
-        </w:rPr>
-        <w:t xml:space="preserve"> </w:t>
-      </w:r>
-      <w:r>
-        <w:rPr>
-          <w:rFonts w:ascii="Times New Roman" w:hAnsi="Times New Roman"/>
-          <w:color w:val="000000"/>
-          <w:sz w:val="24"/>
-        </w:rPr>
-        <w:t xml:space="preserve">Божественної віри ісповіданням,* тебе, ревного священика, Церква показала, як другого Павла.* Кличе з тобою і Авель до Господа,* і кров Захарії праведна:* Отче преподобний, Христа Бога моли,* щоб дарував нам велику милість. </w:t>
-      </w:r>
-    </w:p>
-    <w:p>
-      <w:pPr/>
-      <w:r>
-        <w:rPr>
-          <w:b/>
-        </w:rPr>
-        <w:t xml:space="preserve">Слава, і нині: </w:t>
-      </w:r>
-      <w:r>
-        <w:rPr/>
-        <w:t>богородичний</w:t>
-      </w:r>
-    </w:p>
-    <w:p>
       <w:pPr>
         <w:pStyle w:val="Heading3"/>
         <w:spacing w:after="120" w:before="0" w:lineRule="auto"/>
@@ -11708,47 +11627,6 @@
           <w:rtl w:val="0"/>
         </w:rPr>
         <w:t xml:space="preserve">Відтак читець читає другу чергову катизму, диякон виголошує другу малу єктенію:</w:t>
-      </w:r>
-    </w:p>
-    <w:p>
-      <w:pPr/>
-      <w:r>
-        <w:rPr>
-          <w:rFonts w:ascii="Times New Roman" w:hAnsi="Times New Roman"/>
-          <w:i/>
-          <w:color w:val="FF0000"/>
-          <w:sz w:val="24"/>
-        </w:rPr>
-        <w:t>Тропар (г. 3):</w:t>
-      </w:r>
-      <w:r>
-        <w:rPr>
-          <w:rFonts w:ascii="Times New Roman" w:hAnsi="Times New Roman"/>
-          <w:color w:val="FF0000"/>
-          <w:sz w:val="24"/>
-        </w:rPr>
-        <w:t xml:space="preserve"> </w:t>
-      </w:r>
-      <w:r>
-        <w:rPr>
-          <w:rFonts w:ascii="Times New Roman" w:hAnsi="Times New Roman"/>
-          <w:color w:val="000000"/>
-          <w:sz w:val="24"/>
-        </w:rPr>
-        <w:t xml:space="preserve">Божественної віри ісповіданням,* тебе, ревного священика, Церква показала, як другого Павла.* Кличе з тобою і Авель до Господа,* і кров Захарії праведна:* Отче преподобний, Христа Бога моли,* щоб дарував нам велику милість. </w:t>
-      </w:r>
-    </w:p>
-    <w:p>
-      <w:pPr/>
-      <w:r>
-        <w:rPr>
-          <w:b/>
-        </w:rPr>
-        <w:t xml:space="preserve">Слава, і нині: </w:t>
-      </w:r>
-      <w:r>
-        <w:rPr/>
-        <w:t>богородичний</w:t>
       </w:r>
     </w:p>
     <w:p>
@@ -12757,47 +12635,6 @@
       </w:r>
     </w:p>
     <w:p>
-      <w:pPr/>
-      <w:r>
-        <w:rPr>
-          <w:rFonts w:ascii="Times New Roman" w:hAnsi="Times New Roman"/>
-          <w:i/>
-          <w:color w:val="FF0000"/>
-          <w:sz w:val="24"/>
-        </w:rPr>
-        <w:t>Тропар (г. 3):</w:t>
-      </w:r>
-      <w:r>
-        <w:rPr>
-          <w:rFonts w:ascii="Times New Roman" w:hAnsi="Times New Roman"/>
-          <w:color w:val="FF0000"/>
-          <w:sz w:val="24"/>
-        </w:rPr>
-        <w:t xml:space="preserve"> </w:t>
-      </w:r>
-      <w:r>
-        <w:rPr>
-          <w:rFonts w:ascii="Times New Roman" w:hAnsi="Times New Roman"/>
-          <w:color w:val="000000"/>
-          <w:sz w:val="24"/>
-        </w:rPr>
-        <w:t xml:space="preserve">Божественної віри ісповіданням,* тебе, ревного священика, Церква показала, як другого Павла.* Кличе з тобою і Авель до Господа,* і кров Захарії праведна:* Отче преподобний, Христа Бога моли,* щоб дарував нам велику милість. </w:t>
-      </w:r>
-    </w:p>
-    <w:p>
-      <w:pPr/>
-      <w:r>
-        <w:rPr>
-          <w:b/>
-        </w:rPr>
-        <w:t xml:space="preserve">Слава, і нині: </w:t>
-      </w:r>
-      <w:r>
-        <w:rPr/>
-        <w:t>богородичний</w:t>
-      </w:r>
-    </w:p>
-    <w:p>
       <w:pPr>
         <w:pStyle w:val="Heading3"/>
         <w:spacing w:after="120" w:before="0" w:lineRule="auto"/>
@@ -13181,47 +13018,6 @@
       </w:r>
     </w:p>
     <w:p>
-      <w:pPr/>
-      <w:r>
-        <w:rPr>
-          <w:rFonts w:ascii="Times New Roman" w:hAnsi="Times New Roman"/>
-          <w:i/>
-          <w:color w:val="FF0000"/>
-          <w:sz w:val="24"/>
-        </w:rPr>
-        <w:t>Тропар (г. 3):</w:t>
-      </w:r>
-      <w:r>
-        <w:rPr>
-          <w:rFonts w:ascii="Times New Roman" w:hAnsi="Times New Roman"/>
-          <w:color w:val="FF0000"/>
-          <w:sz w:val="24"/>
-        </w:rPr>
-        <w:t xml:space="preserve"> </w:t>
-      </w:r>
-      <w:r>
-        <w:rPr>
-          <w:rFonts w:ascii="Times New Roman" w:hAnsi="Times New Roman"/>
-          <w:color w:val="000000"/>
-          <w:sz w:val="24"/>
-        </w:rPr>
-        <w:t xml:space="preserve">Божественної віри ісповіданням,* тебе, ревного священика, Церква показала, як другого Павла.* Кличе з тобою і Авель до Господа,* і кров Захарії праведна:* Отче преподобний, Христа Бога моли,* щоб дарував нам велику милість. </w:t>
-      </w:r>
-    </w:p>
-    <w:p>
-      <w:pPr/>
-      <w:r>
-        <w:rPr>
-          <w:b/>
-        </w:rPr>
-        <w:t xml:space="preserve">Слава, і нині: </w:t>
-      </w:r>
-      <w:r>
-        <w:rPr/>
-        <w:t>богородичний</w:t>
-      </w:r>
-    </w:p>
-    <w:p>
       <w:pPr>
         <w:pStyle w:val="Heading3"/>
         <w:spacing w:after="120" w:before="0" w:lineRule="auto"/>
@@ -14144,47 +13940,6 @@
         <w:rPr>
           <w:rtl w:val="0"/>
         </w:rPr>
-      </w:r>
-    </w:p>
-    <w:p>
-      <w:pPr/>
-      <w:r>
-        <w:rPr>
-          <w:rFonts w:ascii="Times New Roman" w:hAnsi="Times New Roman"/>
-          <w:i/>
-          <w:color w:val="FF0000"/>
-          <w:sz w:val="24"/>
-        </w:rPr>
-        <w:t>Тропар (г. 3):</w:t>
-      </w:r>
-      <w:r>
-        <w:rPr>
-          <w:rFonts w:ascii="Times New Roman" w:hAnsi="Times New Roman"/>
-          <w:color w:val="FF0000"/>
-          <w:sz w:val="24"/>
-        </w:rPr>
-        <w:t xml:space="preserve"> </w:t>
-      </w:r>
-      <w:r>
-        <w:rPr>
-          <w:rFonts w:ascii="Times New Roman" w:hAnsi="Times New Roman"/>
-          <w:color w:val="000000"/>
-          <w:sz w:val="24"/>
-        </w:rPr>
-        <w:t xml:space="preserve">Божественної віри ісповіданням,* тебе, ревного священика, Церква показала, як другого Павла.* Кличе з тобою і Авель до Господа,* і кров Захарії праведна:* Отче преподобний, Христа Бога моли,* щоб дарував нам велику милість. </w:t>
-      </w:r>
-    </w:p>
-    <w:p>
-      <w:pPr/>
-      <w:r>
-        <w:rPr>
-          <w:b/>
-        </w:rPr>
-        <w:t xml:space="preserve">Слава, і нині: </w:t>
-      </w:r>
-      <w:r>
-        <w:rPr/>
-        <w:t>богородичний</w:t>
       </w:r>
     </w:p>
     <w:p>
@@ -17494,47 +17249,6 @@
         <w:rPr>
           <w:rtl w:val="0"/>
         </w:rPr>
-      </w:r>
-    </w:p>
-    <w:p>
-      <w:pPr/>
-      <w:r>
-        <w:rPr>
-          <w:rFonts w:ascii="Times New Roman" w:hAnsi="Times New Roman"/>
-          <w:i/>
-          <w:color w:val="FF0000"/>
-          <w:sz w:val="24"/>
-        </w:rPr>
-        <w:t>Тропар (г. 3):</w:t>
-      </w:r>
-      <w:r>
-        <w:rPr>
-          <w:rFonts w:ascii="Times New Roman" w:hAnsi="Times New Roman"/>
-          <w:color w:val="FF0000"/>
-          <w:sz w:val="24"/>
-        </w:rPr>
-        <w:t xml:space="preserve"> </w:t>
-      </w:r>
-      <w:r>
-        <w:rPr>
-          <w:rFonts w:ascii="Times New Roman" w:hAnsi="Times New Roman"/>
-          <w:color w:val="000000"/>
-          <w:sz w:val="24"/>
-        </w:rPr>
-        <w:t xml:space="preserve">Божественної віри ісповіданням,* тебе, ревного священика, Церква показала, як другого Павла.* Кличе з тобою і Авель до Господа,* і кров Захарії праведна:* Отче преподобний, Христа Бога моли,* щоб дарував нам велику милість. </w:t>
-      </w:r>
-    </w:p>
-    <w:p>
-      <w:pPr/>
-      <w:r>
-        <w:rPr>
-          <w:b/>
-        </w:rPr>
-        <w:t xml:space="preserve">Слава, і нині: </w:t>
-      </w:r>
-      <w:r>
-        <w:rPr/>
-        <w:t>богородичний</w:t>
       </w:r>
     </w:p>
     <w:p>

--- a/flow/20230914_vu_template/drafts/2023-11-u/06-ПН-св. Павла.docx
+++ b/flow/20230914_vu_template/drafts/2023-11-u/06-ПН-св. Павла.docx
@@ -4,11 +4,19 @@
   <w:body>
     <w:p>
       <w:r>
+        <w:rPr>
+          <w:rFonts w:ascii="Times New Roman" w:hAnsi="Times New Roman"/>
+          <w:sz w:val="24"/>
+        </w:rPr>
         <w:t>Листопад 6 Понеділок</w:t>
       </w:r>
     </w:p>
     <w:p>
       <w:r>
+        <w:rPr>
+          <w:rFonts w:ascii="Times New Roman" w:hAnsi="Times New Roman"/>
+          <w:sz w:val="24"/>
+        </w:rPr>
         <w:t>🕃 Святого Павла, архиєпископа Царгородського, ісповідника</w:t>
       </w:r>
     </w:p>

--- a/flow/20230914_vu_template/drafts/2023-11-u/06-ПН-св. Павла.docx
+++ b/flow/20230914_vu_template/drafts/2023-11-u/06-ПН-св. Павла.docx
@@ -9,6 +9,15 @@
           <w:sz w:val="24"/>
         </w:rPr>
         <w:t>Листопад 6 Понеділок</w:t>
+      </w:r>
+    </w:p>
+    <w:p>
+      <w:r>
+        <w:rPr>
+          <w:rFonts w:ascii="Times New Roman" w:hAnsi="Times New Roman"/>
+          <w:sz w:val="24"/>
+        </w:rPr>
+        <w:t>Тиждень 23 по П'ятидесятниці</w:t>
       </w:r>
     </w:p>
     <w:p>
